--- a/09_final_report/Replication answers.docx
+++ b/09_final_report/Replication answers.docx
@@ -814,18 +814,44 @@
         <w:jc w:val="both"/>
         <w:rPr>
           <w:rFonts w:ascii="Times New Roman" w:hAnsi="Times New Roman" w:cs="Times New Roman"/>
+          <w:bCs/>
+          <w:lang w:val="en-US"/>
+        </w:rPr>
+      </w:pPr>
+      <w:r>
+        <w:rPr>
+          <w:rFonts w:ascii="Times New Roman" w:hAnsi="Times New Roman" w:cs="Times New Roman"/>
           <w:b/>
           <w:lang w:val="en-US"/>
         </w:rPr>
-      </w:pPr>
+        <w:t>Name of the student:</w:t>
+      </w:r>
       <w:r>
         <w:rPr>
           <w:rFonts w:ascii="Times New Roman" w:hAnsi="Times New Roman" w:cs="Times New Roman"/>
           <w:b/>
           <w:lang w:val="en-US"/>
         </w:rPr>
-        <w:t>Name of the student:</w:t>
-      </w:r>
+        <w:t xml:space="preserve"> </w:t>
+      </w:r>
+      <w:r>
+        <w:rPr>
+          <w:rFonts w:ascii="Times New Roman" w:hAnsi="Times New Roman" w:cs="Times New Roman"/>
+          <w:bCs/>
+          <w:lang w:val="en-US"/>
+        </w:rPr>
+        <w:t xml:space="preserve">Evelyn Fagbola, Gipsy Gonzalez, Hanane Larbi and Katarzyna </w:t>
+      </w:r>
+      <w:proofErr w:type="spellStart"/>
+      <w:r>
+        <w:rPr>
+          <w:rFonts w:ascii="Times New Roman" w:hAnsi="Times New Roman" w:cs="Times New Roman"/>
+          <w:bCs/>
+          <w:lang w:val="en-US"/>
+        </w:rPr>
+        <w:t>Pastuszka</w:t>
+      </w:r>
+      <w:proofErr w:type="spellEnd"/>
     </w:p>
     <w:p>
       <w:pPr>
@@ -1986,6 +2012,7 @@
         <w:jc w:val="both"/>
         <w:rPr>
           <w:rFonts w:ascii="Times New Roman" w:hAnsi="Times New Roman" w:cs="Times New Roman"/>
+          <w:highlight w:val="yellow"/>
           <w:lang w:val="en-US"/>
         </w:rPr>
       </w:pPr>
@@ -1993,6 +2020,7 @@
         <w:rPr>
           <w:rFonts w:ascii="Times New Roman" w:hAnsi="Times New Roman" w:cs="Times New Roman"/>
           <w:b/>
+          <w:highlight w:val="yellow"/>
           <w:lang w:val="en-US"/>
         </w:rPr>
         <w:t>Abstract</w:t>
@@ -2000,6 +2028,7 @@
       <w:r>
         <w:rPr>
           <w:rFonts w:ascii="Times New Roman" w:hAnsi="Times New Roman" w:cs="Times New Roman"/>
+          <w:highlight w:val="yellow"/>
           <w:lang w:val="en-US"/>
         </w:rPr>
         <w:t xml:space="preserve"> (100 words) of what you have done.</w:t>
@@ -2013,6 +2042,7 @@
         <w:jc w:val="right"/>
         <w:rPr>
           <w:rFonts w:ascii="Times New Roman" w:hAnsi="Times New Roman" w:cs="Times New Roman"/>
+          <w:highlight w:val="yellow"/>
           <w:lang w:val="en-US"/>
         </w:rPr>
       </w:pPr>
@@ -2028,6 +2058,7 @@
         <w:jc w:val="both"/>
         <w:rPr>
           <w:rFonts w:ascii="Times New Roman" w:hAnsi="Times New Roman" w:cs="Times New Roman"/>
+          <w:highlight w:val="yellow"/>
           <w:lang w:val="en-US"/>
         </w:rPr>
       </w:pPr>
@@ -2035,6 +2066,7 @@
         <w:rPr>
           <w:rFonts w:ascii="Times New Roman" w:hAnsi="Times New Roman" w:cs="Times New Roman"/>
           <w:b/>
+          <w:highlight w:val="yellow"/>
           <w:lang w:val="en-US"/>
         </w:rPr>
         <w:t>Introduction</w:t>
@@ -2042,6 +2074,7 @@
       <w:r>
         <w:rPr>
           <w:rFonts w:ascii="Times New Roman" w:hAnsi="Times New Roman" w:cs="Times New Roman"/>
+          <w:highlight w:val="yellow"/>
           <w:lang w:val="en-US"/>
         </w:rPr>
         <w:t xml:space="preserve"> (1 page): </w:t>
@@ -2049,6 +2082,7 @@
       <w:r>
         <w:rPr>
           <w:rFonts w:ascii="Times New Roman" w:hAnsi="Times New Roman" w:cs="Times New Roman"/>
+          <w:highlight w:val="yellow"/>
           <w:lang w:val="en-US"/>
         </w:rPr>
         <w:t xml:space="preserve">summarize </w:t>
@@ -2056,6 +2090,7 @@
       <w:r>
         <w:rPr>
           <w:rFonts w:ascii="Times New Roman" w:hAnsi="Times New Roman" w:cs="Times New Roman"/>
+          <w:highlight w:val="yellow"/>
           <w:lang w:val="en-US"/>
         </w:rPr>
         <w:t xml:space="preserve">in 3 paragraphs </w:t>
@@ -2063,6 +2098,7 @@
       <w:r>
         <w:rPr>
           <w:rFonts w:ascii="Times New Roman" w:hAnsi="Times New Roman" w:cs="Times New Roman"/>
+          <w:highlight w:val="yellow"/>
           <w:lang w:val="en-US"/>
         </w:rPr>
         <w:t>what you find which was not seen in the paper</w:t>
@@ -2070,6 +2106,7 @@
       <w:r>
         <w:rPr>
           <w:rFonts w:ascii="Times New Roman" w:hAnsi="Times New Roman" w:cs="Times New Roman"/>
+          <w:highlight w:val="yellow"/>
           <w:lang w:val="en-US"/>
         </w:rPr>
         <w:t xml:space="preserve"> (to do at the end of your partial replication)</w:t>
